--- a/extrakty/doc/TC278WG12/extract_17263_(2008).docx
+++ b/extrakty/doc/TC278WG12/extract_17263_(2008).docx
@@ -800,7 +800,7 @@
               <w:rPr>
                 <w:b/>
               </w:rPr>
-              <w:t>Povolené natočení tygu vůči čtečce</w:t>
+              <w:t xml:space="preserve">Povolené natočení tagu vůči čtečce</w:t>
             </w:r>
           </w:p>
         </w:tc>

--- a/extrakty/doc/TC278WG12/extract_17263_(2008).docx
+++ b/extrakty/doc/TC278WG12/extract_17263_(2008).docx
@@ -200,6 +200,20 @@
       <w:pPr>
         <w:pStyle w:val="Textnormy"/>
         <w:rPr>
+          <w:spacing w:val="-2"/>
+        </w:rPr>
+      </w:pPr>
+      <w:r>
+        <w:rPr>
+          <w:spacing w:val="-2"/>
+        </w:rPr>
+        <w:t xml:space="preserve">Poznámka: Extrakt uvádí vybrané kapitoly popisovaného dokumentu a přejímá původní číslování kapitol.</w:t>
+      </w:r>
+    </w:p>
+    <w:p>
+      <w:pPr>
+        <w:pStyle w:val="Textnormy"/>
+        <w:rPr>
           <w:b/>
           <w:sz w:val="22"/>
           <w:szCs w:val="22"/>
@@ -287,17 +301,27 @@
           <w:sz w:val="22"/>
           <w:szCs w:val="22"/>
         </w:rPr>
-        <w:t>Souvisící normy</w:t>
-      </w:r>
-    </w:p>
-    <w:p>
-      <w:pPr>
-        <w:pStyle w:val="Textnormy"/>
-        <w:rPr/>
-      </w:pPr>
-      <w:r>
-        <w:rPr/>
-        <w:t>Vzhledem k charakteru této normy je jednoznačně požadována znalost nebo alespoň přístup k normám IEC na elektromagnetickou kompatibilitu a environmentální zkoušení.</w:t>
+        <w:t>1 Předmět normy</w:t>
+      </w:r>
+    </w:p>
+    <w:p>
+      <w:pPr>
+        <w:pStyle w:val="Textnormy"/>
+        <w:rPr/>
+      </w:pPr>
+      <w:r>
+        <w:rPr/>
+        <w:t xml:space="preserve">Charakteristický rys intermodální/multimodální přepravy je, že části nákladu jsou, více než jednou, nakládány či vykládány z/do přepravní jednotky či vozidla. Systémy AEI v tomto prostředí musí zabezpečit identifikaci během nakládky či vykládky tak, aby o tomto procesu byl proveden záznam.  </w:t>
+      </w:r>
+    </w:p>
+    <w:p>
+      <w:pPr>
+        <w:pStyle w:val="Textnormy"/>
+        <w:rPr/>
+      </w:pPr>
+      <w:r>
+        <w:rPr/>
+        <w:t>Cílem normy je stanovit, popsat a specifikovat parametry pro intermodální systémy AVI/AEI a umožnit tak potenciálnímu tvůrci systému vybrat zařízení podle výkonové kategorie a provozních podmínek. Proto tato norma stanovuje parametry a požadavky na vlastní systém identifikace, výkonová kritéria nezbytná pro zajištění konzistentní a spolehlivé služby, umístění a výkon tagů na zařízení a umístění a výkon čtecích zařízení podél infrastruktury.</w:t>
       </w:r>
     </w:p>
     <w:p>
@@ -315,27 +339,17 @@
           <w:sz w:val="22"/>
           <w:szCs w:val="22"/>
         </w:rPr>
-        <w:t>1 Předmět normy</w:t>
-      </w:r>
-    </w:p>
-    <w:p>
-      <w:pPr>
-        <w:pStyle w:val="Textnormy"/>
-        <w:rPr/>
-      </w:pPr>
-      <w:r>
-        <w:rPr/>
-        <w:t xml:space="preserve">Charakteristický rys intermodální/multimodální přepravy je, že části nákladu jsou, více než jednou, nakládány či vykládány z/do přepravní jednotky či vozidla. Systémy AEI v tomto prostředí musí zabezpečit identifikaci během nakládky či vykládky tak, aby o tomto procesu byl proveden záznam.  </w:t>
-      </w:r>
-    </w:p>
-    <w:p>
-      <w:pPr>
-        <w:pStyle w:val="Textnormy"/>
-        <w:rPr/>
-      </w:pPr>
-      <w:r>
-        <w:rPr/>
-        <w:t>Cílem normy je stanovit, popsat a specifikovat parametry pro intermodální systémy AVI/AEI a umožnit tak potenciálnímu tvůrci systému vybrat zařízení podle výkonové kategorie a provozních podmínek. Proto tato norma stanovuje parametry a požadavky na vlastní systém identifikace, výkonová kritéria nezbytná pro zajištění konzistentní a spolehlivé služby, umístění a výkon tagů na zařízení a umístění a výkon čtecích zařízení podél infrastruktury.</w:t>
+        <w:t xml:space="preserve">2 Souvisící normy</w:t>
+      </w:r>
+    </w:p>
+    <w:p>
+      <w:pPr>
+        <w:pStyle w:val="Textnormy"/>
+        <w:rPr/>
+      </w:pPr>
+      <w:r>
+        <w:rPr/>
+        <w:t>Vzhledem k charakteru této normy je jednoznačně požadována znalost nebo alespoň přístup k normám IEC na elektromagnetickou kompatibilitu a environmentální zkoušení.</w:t>
       </w:r>
     </w:p>
     <w:p>
@@ -460,6 +474,20 @@
       <w:r>
         <w:rPr/>
         <w:t>zařízení určené k identifikaci, zabudované do jednotky, vozidla nebo položky, které obsahuje jednoznačný identifikátor a v případě potřeby další doplňková data. Pro zvláštní účely může být tag nainstalovaný na pevném místě a pohyblivá bude čtečka.</w:t>
+      </w:r>
+    </w:p>
+    <w:p>
+      <w:pPr>
+        <w:pStyle w:val="Textnormy"/>
+        <w:rPr>
+          <w:spacing w:val="-2"/>
+        </w:rPr>
+      </w:pPr>
+      <w:r>
+        <w:rPr>
+          <w:spacing w:val="-2"/>
+        </w:rPr>
+        <w:t xml:space="preserve">Další termíny a zkratky z oboru ITS jsou obsaženy ve slovníku ITS terminology (www.ITSterminology.org).</w:t>
       </w:r>
     </w:p>
     <w:p>
@@ -1173,7 +1201,7 @@
             </wp:cNvGraphicFramePr>
             <a:graphic xmlns:a="http://schemas.openxmlformats.org/drawingml/2006/main">
               <a:graphicData uri="http://schemas.openxmlformats.org/drawingml/2006/picture">
-                <pic:pic xmlns:pic="http://schemas.openxmlformats.org/drawingml/2006/picture">
+                <pic:pic>
                   <pic:nvPicPr>
                     <pic:cNvPr id="1" name="Image1"/>
                     <pic:cNvPicPr>

--- a/extrakty/doc/TC278WG12/extract_17263_(2008).docx
+++ b/extrakty/doc/TC278WG12/extract_17263_(2008).docx
@@ -25,7 +25,7 @@
           <w:sz w:val="40"/>
           <w:szCs w:val="40"/>
         </w:rPr>
-        <w:t>EXTRAKT z české technické normy</w:t>
+        <w:t xml:space="preserve">EXTRAKT z technické specifikace CEN</w:t>
       </w:r>
     </w:p>
     <w:p>
@@ -129,9 +129,9 @@
             </w:pPr>
             <w:r>
               <w:rPr/>
-              <w:t xml:space="preserve">ČSN EN </w:t>
+              <w:t xml:space="preserve">CEN ISO/TS 17263</w:t>
               <w:br/>
-              <w:t>ISO/TS 17263</w:t>
+              <w:t/>
               <w:br/>
             </w:r>
           </w:p>
@@ -143,7 +143,7 @@
             </w:pPr>
             <w:r>
               <w:rPr/>
-              <w:t>01 8342</w:t>
+              <w:t xml:space="preserve"/>
             </w:r>
           </w:p>
         </w:tc>
@@ -159,9 +159,9 @@
       </w:pPr>
       <w:r>
         <w:rPr/>
-        <w:t>Platí od 1.3.2005</w:t>
+        <w:t xml:space="preserve">Vydána 2003, 14 stran</w:t>
         <w:tab/>
-        <w:t>14 stran</w:t>
+        <w:t/>
       </w:r>
     </w:p>
     <w:p>
